--- a/docs/Waggle_PRD_v1.2_DRAFT.en.docx
+++ b/docs/Waggle_PRD_v1.2_DRAFT.en.docx
@@ -2,7 +2,7 @@
 <file path=word/document.xml><?xml version="1.0" encoding="utf-8"?>
 <w:document xmlns:w="http://schemas.openxmlformats.org/wordprocessingml/2006/main" xmlns:m="http://schemas.openxmlformats.org/officeDocument/2006/math" xmlns:r="http://schemas.openxmlformats.org/officeDocument/2006/relationships" xmlns:o="urn:schemas-microsoft-com:office:office" xmlns:v="urn:schemas-microsoft-com:vml" xmlns:w10="urn:schemas-microsoft-com:office:word" xmlns:a="http://schemas.openxmlformats.org/drawingml/2006/main" xmlns:pic="http://schemas.openxmlformats.org/drawingml/2006/picture" xmlns:wp="http://schemas.openxmlformats.org/drawingml/2006/wordprocessingDrawing">
   <w:body>
-    <w:bookmarkStart w:id="70" w:name="waggle--product-requirements-document"/>
+    <w:bookmarkStart w:id="74" w:name="waggle--product-requirements-document"/>
     <w:p>
       <w:pPr>
         <w:pStyle w:val="Heading1"/>
@@ -67,6 +67,113 @@
           <w:b/>
           <w:bCs/>
         </w:rPr>
+        <w:t xml:space="preserve">Document revision: 1.2.1 DRAFT · 30.09.2026 · final closure (H-01..H-12)</w:t>
+      </w:r>
+    </w:p>
+    <w:p>
+      <w:pPr>
+        <w:pStyle w:val="BodyText"/>
+      </w:pPr>
+      <w:r>
+        <w:t xml:space="preserve">Changes in 1.2.1: H-02 — package identity: the hashes of the PRD/FRD</w:t>
+      </w:r>
+      <w:r>
+        <w:t xml:space="preserve"> </w:t>
+      </w:r>
+      <w:r>
+        <w:rPr>
+          <w:rStyle w:val="VerbatimChar"/>
+        </w:rPr>
+        <w:t xml:space="preserve">.md</w:t>
+      </w:r>
+      <w:r>
+        <w:t xml:space="preserve">/</w:t>
+      </w:r>
+      <w:r>
+        <w:rPr>
+          <w:rStyle w:val="VerbatimChar"/>
+        </w:rPr>
+        <w:t xml:space="preserve">.docx</w:t>
+      </w:r>
+      <w:r>
+        <w:t xml:space="preserve"> </w:t>
+      </w:r>
+      <w:r>
+        <w:t xml:space="preserve">are kept in the package manifest (header "DOCX export", companion drafts); H-07 — strict/CONDITIONAL/NOT_RUN outcome per FRD-05.9 (§6.2, PRD-06-05, §17 O-9); H-08 — validator invocation instead of a regex over the command text (PRD-06-07); H-09 — non-cyclic release path F3a → K → F3b (§17 O-1); H-10 — PRD-10-13 as the recommended target scope, ODB-02 awaits the founder's decision, attribution rule (§4 G3, PRD-10-13, PRD-14-06, §16 PRD-16-06); H-11 — new PRD-13-10 (portfolio boundary Waggle ↔ KVARK), pointer in PRD-13-03, §4 G3 row; H-03 (LOW findings</w:t>
+      </w:r>
+      <w:r>
+        <w:t xml:space="preserve"> </w:t>
+      </w:r>
+      <w:r>
+        <w:rPr>
+          <w:rStyle w:val="VerbatimChar"/>
+        </w:rPr>
+        <w:t xml:space="preserve">finish/checklist/f1/14</w:t>
+      </w:r>
+      <w:r>
+        <w:t xml:space="preserve"> </w:t>
+      </w:r>
+      <w:r>
+        <w:t xml:space="preserve">=</w:t>
+      </w:r>
+      <w:r>
+        <w:t xml:space="preserve"> </w:t>
+      </w:r>
+      <w:r>
+        <w:rPr>
+          <w:rStyle w:val="VerbatimChar"/>
+        </w:rPr>
+        <w:t xml:space="preserve">finish/facts/f1/05</w:t>
+      </w:r>
+      <w:r>
+        <w:t xml:space="preserve">: label PROPOSAL — BRIEF DIRECTION in PRD-02-09, PRD-03-05, PRD-09-01, PRD-15-01;</w:t>
+      </w:r>
+      <w:r>
+        <w:t xml:space="preserve"> </w:t>
+      </w:r>
+      <w:r>
+        <w:rPr>
+          <w:rStyle w:val="VerbatimChar"/>
+        </w:rPr>
+        <w:t xml:space="preserve">finish/facts/f1/06</w:t>
+      </w:r>
+      <w:r>
+        <w:t xml:space="preserve">:</w:t>
+      </w:r>
+      <w:r>
+        <w:t xml:space="preserve"> </w:t>
+      </w:r>
+      <w:r>
+        <w:rPr>
+          <w:rStyle w:val="VerbatimChar"/>
+        </w:rPr>
+        <w:t xml:space="preserve">HarnessRunState</w:t>
+      </w:r>
+      <w:r>
+        <w:t xml:space="preserve"> </w:t>
+      </w:r>
+      <w:r>
+        <w:rPr>
+          <w:rStyle w:val="VerbatimChar"/>
+        </w:rPr>
+        <w:t xml:space="preserve">:110-128</w:t>
+      </w:r>
+      <w:r>
+        <w:t xml:space="preserve"> </w:t>
+      </w:r>
+      <w:r>
+        <w:t xml:space="preserve">in §5). H-01, H-04, H-05, H-06, H-12: no change to this document. This revision is not an approval of implementation; the PROPOSAL/ODB/DQ/RAT statuses are not changed by it.</w:t>
+      </w:r>
+    </w:p>
+    <w:p>
+      <w:pPr>
+        <w:pStyle w:val="BodyText"/>
+      </w:pPr>
+      <w:r>
+        <w:rPr>
+          <w:b/>
+          <w:bCs/>
+        </w:rPr>
         <w:t xml:space="preserve">DOCX export (brief §20.1 requires</w:t>
       </w:r>
       <w:r>
@@ -252,13 +359,28 @@
         <w:rPr>
           <w:rStyle w:val="VerbatimChar"/>
         </w:rPr>
-        <w:t xml:space="preserve">plans/WAGGLE-DELIVERY-PLAN-v1.2.md</w:t>
-      </w:r>
-      <w:r>
-        <w:t xml:space="preserve"> </w:t>
-      </w:r>
-      <w:r>
-        <w:t xml:space="preserve">§6.1 and in</w:t>
+        <w:t xml:space="preserve">plans/WAGGLE-V1.2-PACKAGE-MANIFEST.md</w:t>
+      </w:r>
+      <w:r>
+        <w:t xml:space="preserve"> </w:t>
+      </w:r>
+      <w:r>
+        <w:t xml:space="preserve">§3 (the hash of a</w:t>
+      </w:r>
+      <w:r>
+        <w:t xml:space="preserve"> </w:t>
+      </w:r>
+      <w:r>
+        <w:rPr>
+          <w:rStyle w:val="VerbatimChar"/>
+        </w:rPr>
+        <w:t xml:space="preserve">.md</w:t>
+      </w:r>
+      <w:r>
+        <w:t xml:space="preserve"> </w:t>
+      </w:r>
+      <w:r>
+        <w:t xml:space="preserve">file cannot be stored in the file itself; Delivery §6.1 and</w:t>
       </w:r>
       <w:r>
         <w:t xml:space="preserve"> </w:t>
@@ -274,31 +396,7 @@
         <w:t xml:space="preserve"> </w:t>
       </w:r>
       <w:r>
-        <w:rPr>
-          <w:rStyle w:val="VerbatimChar"/>
-        </w:rPr>
-        <w:t xml:space="preserve">plans/WAGGLE-AUDIT-DISPOSITION-v1.2.md</w:t>
-      </w:r>
-      <w:r>
-        <w:t xml:space="preserve"> </w:t>
-      </w:r>
-      <w:r>
-        <w:t xml:space="preserve">§5 (the hash of a</w:t>
-      </w:r>
-      <w:r>
-        <w:t xml:space="preserve"> </w:t>
-      </w:r>
-      <w:r>
-        <w:rPr>
-          <w:rStyle w:val="VerbatimChar"/>
-        </w:rPr>
-        <w:t xml:space="preserve">.md</w:t>
-      </w:r>
-      <w:r>
-        <w:t xml:space="preserve"> </w:t>
-      </w:r>
-      <w:r>
-        <w:t xml:space="preserve">file cannot be stored in the file itself). Any later change to this</w:t>
+        <w:t xml:space="preserve">point to the manifest). Any later change to this</w:t>
       </w:r>
       <w:r>
         <w:t xml:space="preserve"> </w:t>
@@ -2768,7 +2866,7 @@
               <w:pStyle w:val="Compact"/>
             </w:pPr>
             <w:r>
-              <w:t xml:space="preserve">DECISION (D-17) + DIR-24</w:t>
+              <w:t xml:space="preserve">DECISION (D-17) + PROPOSAL — BRIEF DIRECTION (DIR-24)</w:t>
             </w:r>
           </w:p>
         </w:tc>
@@ -3448,7 +3546,7 @@
           <w:b/>
           <w:bCs/>
         </w:rPr>
-        <w:t xml:space="preserve">PRD-03-05 · DECISION (D-09) + C16 REFINE · CONFIRMED AT REVISION (F-UXM-10; corrects the F-CAP-03 wording: PersonaSwitcher (optional, Ctrl+Shift+P) exposes 8 universal modes and specialists per template, with a fallback to</w:t>
+        <w:t xml:space="preserve">PRD-03-05 · DECISION (D-09) + PROPOSAL — BRIEF DIRECTION (§17 C16 "REFINE") · CONFIRMED AT REVISION (F-UXM-10; corrects the F-CAP-03 wording: PersonaSwitcher (optional, Ctrl+Shift+P) exposes 8 universal modes and specialists per template, with a fallback to</w:t>
       </w:r>
       <w:r>
         <w:rPr>
@@ -5531,7 +5629,7 @@
               <w:pStyle w:val="Compact"/>
             </w:pPr>
             <w:r>
-              <w:t xml:space="preserve">Supported user flows; onboarding with the hardware ladder (PRD-11-06, PRD-11-09, PRD-11-10; pull resume PRD-11-07 and readiness PRD-11-08 are G2); one mail/calendar scenario + Attention/WorkItem (PRD-12-01..05); routines visible and manageable from Home (next scheduled run, blocker, pause/disable) over the occurrence/misfire contract closed in G2 (PRD-07-11, PRD-07-17..19); a verified bounded learning/evolution path (PRD-10-11, PRD-10-12; PRD-10-13 conditional; bounded recipe registry only if W3e-PR9 is approved — Delivery plan §6.1 ODB-02; otherwise the claim about evolution of approved procedure variants is dropped, PRD-10-13); KVARK connect boundary (PRD-13-01..03); tier migration and licenses (PRD-13-05..08); IM companion minimum (PRD-03-09); SBOM/notices (PRD-15-05); a qualified Windows candidate with fresh receipts (PRD-13-09); a</w:t>
+              <w:t xml:space="preserve">Supported user flows; onboarding with the hardware ladder (PRD-11-06, PRD-11-09, PRD-11-10; pull resume PRD-11-07 and readiness PRD-11-08 are G2); one mail/calendar scenario + Attention/WorkItem (PRD-12-01..05); routines visible and manageable from Home (next scheduled run, blocker, pause/disable) over the occurrence/misfire contract closed in G2 (PRD-07-11, PRD-07-17..19); a verified bounded learning/evolution path (PRD-10-11, PRD-10-12; PRD-10-13 = recommended target scope, PROPOSAL; bounded recipe registry only if W3e-PR9 is approved — Delivery plan §6.1 ODB-02, AWAITING THE FOUNDER'S DECISION; otherwise the claim about evolution of approved procedure variants is dropped, PRD-10-13); KVARK connect boundary (PRD-13-01..03, PRD-13-10); tier migration and licenses (PRD-13-05..08); IM companion minimum (PRD-03-09); SBOM/notices (PRD-15-05); a qualified Windows candidate with fresh receipts (PRD-13-09); a</w:t>
             </w:r>
             <w:r>
               <w:t xml:space="preserve"> </w:t>
@@ -5585,7 +5683,7 @@
               <w:pStyle w:val="Compact"/>
             </w:pPr>
             <w:r>
-              <w:t xml:space="preserve">Marketing of a broader scope, channels, privacy or quality than the delivered package and results support. "No network traffic" for the BYOK profile.</w:t>
+              <w:t xml:space="preserve">Marketing of a broader scope, channels, privacy or quality than the delivered package and results support. "No network traffic" for the BYOK profile. Contribution of the recipe layer (PRD-10-13) from the results of a configuration without that layer (Benchmark BP-MSG-01).</w:t>
             </w:r>
           </w:p>
         </w:tc>
@@ -6445,7 +6543,7 @@
         <w:rPr>
           <w:rStyle w:val="VerbatimChar"/>
         </w:rPr>
-        <w:t xml:space="preserve">:118-128</w:t>
+        <w:t xml:space="preserve">:110-128</w:t>
       </w:r>
       <w:r>
         <w:t xml:space="preserve">) is the serializable form.</w:t>
@@ -7341,17 +7439,179 @@
         <w:t xml:space="preserve">FAIL</w:t>
       </w:r>
       <w:r>
-        <w:t xml:space="preserve">: the recipe defines whether it requires supplementation, a user review, or allows a result with a stated limitation. In strict mode a mandatory gate that did not pass</w:t>
-      </w:r>
-      <w:r>
-        <w:t xml:space="preserve"> </w:t>
-      </w:r>
-      <w:r>
-        <w:rPr>
-          <w:b/>
-          <w:bCs/>
-        </w:rPr>
-        <w:t xml:space="preserve">blocks</w:t>
+        <w:t xml:space="preserve">.</w:t>
+      </w:r>
+      <w:r>
+        <w:t xml:space="preserve"> </w:t>
+      </w:r>
+      <w:r>
+        <w:rPr>
+          <w:b/>
+          <w:bCs/>
+        </w:rPr>
+        <w:t xml:space="preserve">Supplement to PRD-06-03 · PROPOSAL (H-07, 30.09.2026).</w:t>
+      </w:r>
+      <w:r>
+        <w:t xml:space="preserve"> </w:t>
+      </w:r>
+      <w:r>
+        <w:t xml:space="preserve">The outcome of every</w:t>
+      </w:r>
+      <w:r>
+        <w:t xml:space="preserve"> </w:t>
+      </w:r>
+      <w:r>
+        <w:rPr>
+          <w:rStyle w:val="VerbatimChar"/>
+        </w:rPr>
+        <w:t xml:space="preserve">work</w:t>
+      </w:r>
+      <w:r>
+        <w:t xml:space="preserve"> </w:t>
+      </w:r>
+      <w:r>
+        <w:t xml:space="preserve">run is determined by a single table: mode × mandatory/optional gate × verdict (FRD-05.9). Here is its summary; where they differ, FRD-05.9 prevails. (1) In</w:t>
+      </w:r>
+      <w:r>
+        <w:t xml:space="preserve"> </w:t>
+      </w:r>
+      <w:r>
+        <w:rPr>
+          <w:rStyle w:val="VerbatimChar"/>
+        </w:rPr>
+        <w:t xml:space="preserve">strict</w:t>
+      </w:r>
+      <w:r>
+        <w:t xml:space="preserve"> </w:t>
+      </w:r>
+      <w:r>
+        <w:t xml:space="preserve">and</w:t>
+      </w:r>
+      <w:r>
+        <w:t xml:space="preserve"> </w:t>
+      </w:r>
+      <w:r>
+        <w:rPr>
+          <w:rStyle w:val="VerbatimChar"/>
+        </w:rPr>
+        <w:t xml:space="preserve">benchmark</w:t>
+      </w:r>
+      <w:r>
+        <w:t xml:space="preserve"> </w:t>
+      </w:r>
+      <w:r>
+        <w:t xml:space="preserve">every mandatory gate must have</w:t>
+      </w:r>
+      <w:r>
+        <w:t xml:space="preserve"> </w:t>
+      </w:r>
+      <w:r>
+        <w:rPr>
+          <w:rStyle w:val="VerbatimChar"/>
+        </w:rPr>
+        <w:t xml:space="preserve">PASS</w:t>
+      </w:r>
+      <w:r>
+        <w:t xml:space="preserve">.</w:t>
+      </w:r>
+      <w:r>
+        <w:t xml:space="preserve"> </w:t>
+      </w:r>
+      <w:r>
+        <w:rPr>
+          <w:rStyle w:val="VerbatimChar"/>
+        </w:rPr>
+        <w:t xml:space="preserve">FAIL</w:t>
+      </w:r>
+      <w:r>
+        <w:t xml:space="preserve">,</w:t>
+      </w:r>
+      <w:r>
+        <w:t xml:space="preserve"> </w:t>
+      </w:r>
+      <w:r>
+        <w:rPr>
+          <w:rStyle w:val="VerbatimChar"/>
+        </w:rPr>
+        <w:t xml:space="preserve">NOT_RUN</w:t>
+      </w:r>
+      <w:r>
+        <w:t xml:space="preserve"> </w:t>
+      </w:r>
+      <w:r>
+        <w:t xml:space="preserve">and a</w:t>
+      </w:r>
+      <w:r>
+        <w:t xml:space="preserve"> </w:t>
+      </w:r>
+      <w:r>
+        <w:rPr>
+          <w:rStyle w:val="VerbatimChar"/>
+        </w:rPr>
+        <w:t xml:space="preserve">CONDITIONAL</w:t>
+      </w:r>
+      <w:r>
+        <w:t xml:space="preserve"> </w:t>
+      </w:r>
+      <w:r>
+        <w:t xml:space="preserve">that does not meet the mandatory criterion give an incomplete result in the existing states (</w:t>
+      </w:r>
+      <w:r>
+        <w:rPr>
+          <w:rStyle w:val="VerbatimChar"/>
+        </w:rPr>
+        <w:t xml:space="preserve">BLOCKED_APPROVAL</w:t>
+      </w:r>
+      <w:r>
+        <w:t xml:space="preserve">,</w:t>
+      </w:r>
+      <w:r>
+        <w:t xml:space="preserve"> </w:t>
+      </w:r>
+      <w:r>
+        <w:rPr>
+          <w:rStyle w:val="VerbatimChar"/>
+        </w:rPr>
+        <w:t xml:space="preserve">BLOCKED_CAPABILITY</w:t>
+      </w:r>
+      <w:r>
+        <w:t xml:space="preserve">,</w:t>
+      </w:r>
+      <w:r>
+        <w:t xml:space="preserve"> </w:t>
+      </w:r>
+      <w:r>
+        <w:rPr>
+          <w:rStyle w:val="VerbatimChar"/>
+        </w:rPr>
+        <w:t xml:space="preserve">FAILED_RETRYABLE</w:t>
+      </w:r>
+      <w:r>
+        <w:t xml:space="preserve">,</w:t>
+      </w:r>
+      <w:r>
+        <w:t xml:space="preserve"> </w:t>
+      </w:r>
+      <w:r>
+        <w:rPr>
+          <w:rStyle w:val="VerbatimChar"/>
+        </w:rPr>
+        <w:t xml:space="preserve">FAILED_FINAL</w:t>
+      </w:r>
+      <w:r>
+        <w:t xml:space="preserve">,</w:t>
+      </w:r>
+      <w:r>
+        <w:t xml:space="preserve"> </w:t>
+      </w:r>
+      <w:r>
+        <w:rPr>
+          <w:rStyle w:val="VerbatimChar"/>
+        </w:rPr>
+        <w:t xml:space="preserve">CANCELLED</w:t>
+      </w:r>
+      <w:r>
+        <w:t xml:space="preserve">). Such a result is never</w:t>
       </w:r>
       <w:r>
         <w:t xml:space="preserve"> </w:t>
@@ -7363,7 +7623,217 @@
         <w:t xml:space="preserve">COMPLETED</w:t>
       </w:r>
       <w:r>
-        <w:t xml:space="preserve">; a partial artifact remains available without the "fully confirmed" label.</w:t>
+        <w:t xml:space="preserve">, regardless of the recipe policy, user review or opt-out. (2) In</w:t>
+      </w:r>
+      <w:r>
+        <w:t xml:space="preserve"> </w:t>
+      </w:r>
+      <w:r>
+        <w:rPr>
+          <w:rStyle w:val="VerbatimChar"/>
+        </w:rPr>
+        <w:t xml:space="preserve">normal</w:t>
+      </w:r>
+      <w:r>
+        <w:t xml:space="preserve">, a mandatory</w:t>
+      </w:r>
+      <w:r>
+        <w:t xml:space="preserve"> </w:t>
+      </w:r>
+      <w:r>
+        <w:rPr>
+          <w:rStyle w:val="VerbatimChar"/>
+        </w:rPr>
+        <w:t xml:space="preserve">CONDITIONAL</w:t>
+      </w:r>
+      <w:r>
+        <w:t xml:space="preserve"> </w:t>
+      </w:r>
+      <w:r>
+        <w:t xml:space="preserve">that does not meet the mandatory criterion gives</w:t>
+      </w:r>
+      <w:r>
+        <w:t xml:space="preserve"> </w:t>
+      </w:r>
+      <w:r>
+        <w:rPr>
+          <w:rStyle w:val="VerbatimChar"/>
+        </w:rPr>
+        <w:t xml:space="preserve">COMPLETED</w:t>
+      </w:r>
+      <w:r>
+        <w:t xml:space="preserve"> </w:t>
+      </w:r>
+      <w:r>
+        <w:t xml:space="preserve">with visible warnings ("Completed with limitations") only with the</w:t>
+      </w:r>
+      <w:r>
+        <w:t xml:space="preserve"> </w:t>
+      </w:r>
+      <w:r>
+        <w:rPr>
+          <w:rStyle w:val="VerbatimChar"/>
+        </w:rPr>
+        <w:t xml:space="preserve">complete_with_limitation</w:t>
+      </w:r>
+      <w:r>
+        <w:t xml:space="preserve"> </w:t>
+      </w:r>
+      <w:r>
+        <w:t xml:space="preserve">policy or explicit user acceptance after</w:t>
+      </w:r>
+      <w:r>
+        <w:t xml:space="preserve"> </w:t>
+      </w:r>
+      <w:r>
+        <w:rPr>
+          <w:rStyle w:val="VerbatimChar"/>
+        </w:rPr>
+        <w:t xml:space="preserve">require_user_review</w:t>
+      </w:r>
+      <w:r>
+        <w:t xml:space="preserve">; the default</w:t>
+      </w:r>
+      <w:r>
+        <w:t xml:space="preserve"> </w:t>
+      </w:r>
+      <w:r>
+        <w:rPr>
+          <w:rStyle w:val="VerbatimChar"/>
+        </w:rPr>
+        <w:t xml:space="preserve">require_supplement</w:t>
+      </w:r>
+      <w:r>
+        <w:t xml:space="preserve"> </w:t>
+      </w:r>
+      <w:r>
+        <w:t xml:space="preserve">(supplementation in a retry, then</w:t>
+      </w:r>
+      <w:r>
+        <w:t xml:space="preserve"> </w:t>
+      </w:r>
+      <w:r>
+        <w:rPr>
+          <w:rStyle w:val="VerbatimChar"/>
+        </w:rPr>
+        <w:t xml:space="preserve">BLOCKED_APPROVAL</w:t>
+      </w:r>
+      <w:r>
+        <w:t xml:space="preserve">) and an unaccepted review remain INCOMPLETE (FRD-05.9 N3). An explicit verify opt-out gives</w:t>
+      </w:r>
+      <w:r>
+        <w:t xml:space="preserve"> </w:t>
+      </w:r>
+      <w:r>
+        <w:rPr>
+          <w:rStyle w:val="VerbatimChar"/>
+        </w:rPr>
+        <w:t xml:space="preserve">COMPLETED</w:t>
+      </w:r>
+      <w:r>
+        <w:t xml:space="preserve"> </w:t>
+      </w:r>
+      <w:r>
+        <w:t xml:space="preserve">with the warning "Completed (verify skipped)", if all mandatory gates have</w:t>
+      </w:r>
+      <w:r>
+        <w:t xml:space="preserve"> </w:t>
+      </w:r>
+      <w:r>
+        <w:rPr>
+          <w:rStyle w:val="VerbatimChar"/>
+        </w:rPr>
+        <w:t xml:space="preserve">PASS</w:t>
+      </w:r>
+      <w:r>
+        <w:t xml:space="preserve"> </w:t>
+      </w:r>
+      <w:r>
+        <w:t xml:space="preserve">(FRD-05.9 N8). None of these outcomes is "fully confirmed".</w:t>
+      </w:r>
+      <w:r>
+        <w:t xml:space="preserve"> </w:t>
+      </w:r>
+      <w:r>
+        <w:rPr>
+          <w:rStyle w:val="VerbatimChar"/>
+        </w:rPr>
+        <w:t xml:space="preserve">FAIL</w:t>
+      </w:r>
+      <w:r>
+        <w:t xml:space="preserve"> </w:t>
+      </w:r>
+      <w:r>
+        <w:t xml:space="preserve">and</w:t>
+      </w:r>
+      <w:r>
+        <w:t xml:space="preserve"> </w:t>
+      </w:r>
+      <w:r>
+        <w:rPr>
+          <w:rStyle w:val="VerbatimChar"/>
+        </w:rPr>
+        <w:t xml:space="preserve">NOT_RUN</w:t>
+      </w:r>
+      <w:r>
+        <w:t xml:space="preserve"> </w:t>
+      </w:r>
+      <w:r>
+        <w:t xml:space="preserve">of a mandatory gate do not give</w:t>
+      </w:r>
+      <w:r>
+        <w:t xml:space="preserve"> </w:t>
+      </w:r>
+      <w:r>
+        <w:rPr>
+          <w:rStyle w:val="VerbatimChar"/>
+        </w:rPr>
+        <w:t xml:space="preserve">COMPLETED</w:t>
+      </w:r>
+      <w:r>
+        <w:t xml:space="preserve"> </w:t>
+      </w:r>
+      <w:r>
+        <w:t xml:space="preserve">even in</w:t>
+      </w:r>
+      <w:r>
+        <w:t xml:space="preserve"> </w:t>
+      </w:r>
+      <w:r>
+        <w:rPr>
+          <w:rStyle w:val="VerbatimChar"/>
+        </w:rPr>
+        <w:t xml:space="preserve">normal</w:t>
+      </w:r>
+      <w:r>
+        <w:t xml:space="preserve">. (3) Optional content limitations remain in the warnings in every mode. (4)</w:t>
+      </w:r>
+      <w:r>
+        <w:t xml:space="preserve"> </w:t>
+      </w:r>
+      <w:r>
+        <w:rPr>
+          <w:rStyle w:val="VerbatimChar"/>
+        </w:rPr>
+        <w:t xml:space="preserve">conversation</w:t>
+      </w:r>
+      <w:r>
+        <w:t xml:space="preserve"> </w:t>
+      </w:r>
+      <w:r>
+        <w:t xml:space="preserve">has no mode, gates or</w:t>
+      </w:r>
+      <w:r>
+        <w:t xml:space="preserve"> </w:t>
+      </w:r>
+      <w:r>
+        <w:rPr>
+          <w:rStyle w:val="VerbatimChar"/>
+        </w:rPr>
+        <w:t xml:space="preserve">ProofReceipt</w:t>
+      </w:r>
+      <w:r>
+        <w:t xml:space="preserve">. A partial artifact remains available with the label "unconfirmed draft", without the "fully confirmed" label.</w:t>
       </w:r>
     </w:p>
     <w:p>
@@ -7702,7 +8172,55 @@
         <w:t xml:space="preserve"> </w:t>
       </w:r>
       <w:r>
-        <w:t xml:space="preserve">01a–d. Requirement: in work/strict, verify is never silently skipped; opt-out explicit and recorded;</w:t>
+        <w:t xml:space="preserve">01a–d. Requirement: in</w:t>
+      </w:r>
+      <w:r>
+        <w:t xml:space="preserve"> </w:t>
+      </w:r>
+      <w:r>
+        <w:rPr>
+          <w:rStyle w:val="VerbatimChar"/>
+        </w:rPr>
+        <w:t xml:space="preserve">work</w:t>
+      </w:r>
+      <w:r>
+        <w:t xml:space="preserve">, verify is never silently skipped; an explicit, recorded opt-out exists only in</w:t>
+      </w:r>
+      <w:r>
+        <w:t xml:space="preserve"> </w:t>
+      </w:r>
+      <w:r>
+        <w:rPr>
+          <w:rStyle w:val="VerbatimChar"/>
+        </w:rPr>
+        <w:t xml:space="preserve">work · normal</w:t>
+      </w:r>
+      <w:r>
+        <w:t xml:space="preserve">, and does not exist in</w:t>
+      </w:r>
+      <w:r>
+        <w:t xml:space="preserve"> </w:t>
+      </w:r>
+      <w:r>
+        <w:rPr>
+          <w:rStyle w:val="VerbatimChar"/>
+        </w:rPr>
+        <w:t xml:space="preserve">strict</w:t>
+      </w:r>
+      <w:r>
+        <w:t xml:space="preserve">/</w:t>
+      </w:r>
+      <w:r>
+        <w:rPr>
+          <w:rStyle w:val="VerbatimChar"/>
+        </w:rPr>
+        <w:t xml:space="preserve">benchmark</w:t>
+      </w:r>
+      <w:r>
+        <w:t xml:space="preserve"> </w:t>
+      </w:r>
+      <w:r>
+        <w:t xml:space="preserve">(FRD-05.9 R5);</w:t>
       </w:r>
       <w:r>
         <w:t xml:space="preserve"> </w:t>
@@ -8157,22 +8675,55 @@
         <w:t xml:space="preserve">Exit code: N</w:t>
       </w:r>
       <w:r>
-        <w:t xml:space="preserve">, the foreground path does not. Requirement (AT-02): the gate reads the server-observed journal (name, command, exit code); a non-zero exit ≠ success;</w:t>
-      </w:r>
-      <w:r>
-        <w:t xml:space="preserve"> </w:t>
-      </w:r>
-      <w:r>
-        <w:rPr>
-          <w:rStyle w:val="VerbatimChar"/>
-        </w:rPr>
-        <w:t xml:space="preserve">echo</w:t>
-      </w:r>
-      <w:r>
-        <w:t xml:space="preserve"> </w:t>
-      </w:r>
-      <w:r>
-        <w:t xml:space="preserve">is not a test.</w:t>
+        <w:t xml:space="preserve">, the foreground path does not. Requirement (AT-02): the validation status arises only from a server-observed invocation of an approved validator: executor, argv, cwd, exit from the process metadata, and a parsed result where declared (FRD-05.2 "Validator invocation", VI-1..VI-9). A non-zero exit ≠ success.</w:t>
+      </w:r>
+      <w:r>
+        <w:t xml:space="preserve"> </w:t>
+      </w:r>
+      <w:r>
+        <w:rPr>
+          <w:rStyle w:val="VerbatimChar"/>
+        </w:rPr>
+        <w:t xml:space="preserve">echo "npm test"</w:t>
+      </w:r>
+      <w:r>
+        <w:t xml:space="preserve">,</w:t>
+      </w:r>
+      <w:r>
+        <w:t xml:space="preserve"> </w:t>
+      </w:r>
+      <w:r>
+        <w:rPr>
+          <w:rStyle w:val="VerbatimChar"/>
+        </w:rPr>
+        <w:t xml:space="preserve">echo "pytest"</w:t>
+      </w:r>
+      <w:r>
+        <w:t xml:space="preserve"> </w:t>
+      </w:r>
+      <w:r>
+        <w:t xml:space="preserve">and a shell command that overrides the exit of a failed test (</w:t>
+      </w:r>
+      <w:r>
+        <w:rPr>
+          <w:rStyle w:val="VerbatimChar"/>
+        </w:rPr>
+        <w:t xml:space="preserve">npm test || true</w:t>
+      </w:r>
+      <w:r>
+        <w:t xml:space="preserve">,</w:t>
+      </w:r>
+      <w:r>
+        <w:t xml:space="preserve"> </w:t>
+      </w:r>
+      <w:r>
+        <w:rPr>
+          <w:rStyle w:val="VerbatimChar"/>
+        </w:rPr>
+        <w:t xml:space="preserve">npm test; exit 0</w:t>
+      </w:r>
+      <w:r>
+        <w:t xml:space="preserve">) are not a test. A regex over the command text is not evidence, and no universal shell interpreter is introduced either — PROPOSAL (H-08, 30.09.2026).</w:t>
       </w:r>
     </w:p>
     <w:p>
@@ -15121,7 +15672,7 @@
           <w:b/>
           <w:bCs/>
         </w:rPr>
-        <w:t xml:space="preserve">PRD-09-01 · DECISION (D-12) + DIR-09 · CONFIRMED AT REVISION (F-HM-09).</w:t>
+        <w:t xml:space="preserve">PRD-09-01 · DECISION (D-12) + PROPOSAL — BRIEF DIRECTION (DIR-09) · CONFIRMED AT REVISION (F-HM-09).</w:t>
       </w:r>
       <w:r>
         <w:t xml:space="preserve"> </w:t>
@@ -20017,7 +20568,7 @@
           <w:b/>
           <w:bCs/>
         </w:rPr>
-        <w:t xml:space="preserve">PRD-10-13 · PROPOSAL (separately estimated scope; NOT in S1 W3e; contract FRD-02.11</w:t>
+        <w:t xml:space="preserve">PRD-10-13 · PROPOSAL — recommended target scope of the first public release (separately estimated; NOT in S1 W3e; contract FRD-02.11</w:t>
       </w:r>
       <w:r>
         <w:rPr>
@@ -20039,7 +20590,7 @@
           <w:b/>
           <w:bCs/>
         </w:rPr>
-        <w:t xml:space="preserve">, FRD-08.5).</w:t>
+        <w:t xml:space="preserve">, FRD-08.5); approval of the ODB-02 scope: AWAITING THE FOUNDER'S DECISION.</w:t>
       </w:r>
       <w:r>
         <w:t xml:space="preserve"> </w:t>
@@ -20160,6 +20711,38 @@
       </w:r>
       <w:r>
         <w:t xml:space="preserve">, formerly "DQ-09-S", brief §10.3): the user outcome "Waggle compares and explicitly promotes approved variants of the research/document procedure" and the G3 claim "evolves approved variants of the research/document procedure" drop out; only "evolved prompt/persona/spec/skill" remains; Delivery plan G3 (e) for recipe and the recipe part of AT-29 then do not apply (AT-29 remains G2 evidence for prompt/persona/spec promotion).</w:t>
+      </w:r>
+      <w:r>
+        <w:t xml:space="preserve"> </w:t>
+      </w:r>
+      <w:r>
+        <w:rPr>
+          <w:b/>
+          <w:bCs/>
+        </w:rPr>
+        <w:t xml:space="preserve">Options and recommendation (revision 1.2.1, H-10):</w:t>
+      </w:r>
+      <w:r>
+        <w:t xml:space="preserve"> </w:t>
+      </w:r>
+      <w:r>
+        <w:t xml:space="preserve">options A (W3e-PR9 in G3), B (variant "W3e-PR9 in G2") and C (ODB-02 = no) are authoritatively described in Delivery plan §6.1 ("ODB-02 — options"), with the schedule, benchmark candidate and permitted claim. The recommendation is A (PROPOSAL). The</w:t>
+      </w:r>
+      <w:r>
+        <w:t xml:space="preserve"> </w:t>
+      </w:r>
+      <w:r>
+        <w:rPr>
+          <w:b/>
+          <w:bCs/>
+        </w:rPr>
+        <w:t xml:space="preserve">permitted claim</w:t>
+      </w:r>
+      <w:r>
+        <w:t xml:space="preserve"> </w:t>
+      </w:r>
+      <w:r>
+        <w:t xml:space="preserve">follows Benchmark protocol BP-MSG-01: the result of a configuration without this layer is not evidence of its contribution. A measurable contribution is claimed only from the difference W+evolved − W-full on the same frozen candidate; without that measurement only the functional claim "Waggle compares and explicitly promotes approved variants of the research/document procedure" applies.</w:t>
       </w:r>
     </w:p>
     <w:p>
@@ -23329,7 +23912,7 @@
       </w:r>
     </w:p>
     <w:bookmarkEnd w:id="60"/>
-    <w:bookmarkStart w:id="64" w:name="Xb01a277fb0e2aa8e4901abb4c857c3d902a415c"/>
+    <w:bookmarkStart w:id="68" w:name="Xb01a277fb0e2aa8e4901abb4c857c3d902a415c"/>
     <w:p>
       <w:pPr>
         <w:pStyle w:val="Heading2"/>
@@ -23338,7 +23921,7 @@
         <w:t xml:space="preserve">13. KVARK, licenses and the business boundary</w:t>
       </w:r>
     </w:p>
-    <w:bookmarkStart w:id="61" w:name="Xc817cf29783de0a62114a22570ef718df4d4fe3"/>
+    <w:bookmarkStart w:id="65" w:name="Xc817cf29783de0a62114a22570ef718df4d4fe3"/>
     <w:p>
       <w:pPr>
         <w:pStyle w:val="Heading3"/>
@@ -23776,11 +24359,559 @@
         <w:t xml:space="preserve"> </w:t>
       </w:r>
       <w:r>
-        <w:t xml:space="preserve">KVARK-native organizational functions are not rewritten in the free Waggle. The plan states the contract/interface changes, the accountable owner of the KVARK dependency and the unavailable UX. Do not promise team functionality because a Team tab is displayed.</w:t>
+        <w:t xml:space="preserve">KVARK-native organizational functions are not rewritten in the free Waggle. The plan states the contract/interface changes, the accountable owner of the KVARK dependency and the unavailable UX. Do not promise team functionality because a Team tab is displayed. Supplement (revision 1.2.1, H-11): the portfolio boundary, the owner of the KVARK API, the contract with the KVARK API and the related development streams are in PRD-13-10, immediately below.</w:t>
       </w:r>
     </w:p>
-    <w:bookmarkEnd w:id="61"/>
-    <w:bookmarkStart w:id="62" w:name="Xddfe5891657a6012b5e4ab96e40e16ac75c6cc7"/>
+    <w:p>
+      <w:pPr>
+        <w:pStyle w:val="BodyText"/>
+      </w:pPr>
+      <w:r>
+        <w:rPr>
+          <w:b/>
+          <w:bCs/>
+        </w:rPr>
+        <w:t xml:space="preserve">PRD-13-10 · Portfolio boundary Waggle ↔ KVARK and related development streams (supplement to PRD-13-03; revision 1.2.1, H-11).</w:t>
+      </w:r>
+      <w:r>
+        <w:t xml:space="preserve"> </w:t>
+      </w:r>
+      <w:r>
+        <w:t xml:space="preserve">The status is stated per point. The supplement does not reopen D-01..D-18, does not introduce a new DQ item and does not approve implementation.</w:t>
+      </w:r>
+    </w:p>
+    <w:p>
+      <w:pPr>
+        <w:pStyle w:val="BodyText"/>
+      </w:pPr>
+      <w:r>
+        <w:rPr>
+          <w:b/>
+          <w:bCs/>
+        </w:rPr>
+        <w:t xml:space="preserve">t.1 — KVARK works without Waggle</w:t>
+      </w:r>
+      <w:r>
+        <w:t xml:space="preserve"> </w:t>
+      </w:r>
+      <w:r>
+        <w:t xml:space="preserve">· DECISION (D-02, D-03), refined by the founder's instruction of 30.09.2026 for the final closure (not a new D-item). KVARK has JA, MI and KOMPANIJA in its own interface and works without a mandatory Waggle installation. JA and MI in KVARK can have selected business AI collaborators; that is a KVARK function.</w:t>
+      </w:r>
+    </w:p>
+    <w:p>
+      <w:pPr>
+        <w:pStyle w:val="BodyText"/>
+      </w:pPr>
+      <w:r>
+        <w:rPr>
+          <w:b/>
+          <w:bCs/>
+        </w:rPr>
+        <w:t xml:space="preserve">t.2 — Waggle is an optional individual tool</w:t>
+      </w:r>
+      <w:r>
+        <w:t xml:space="preserve"> </w:t>
+      </w:r>
+      <w:r>
+        <w:t xml:space="preserve">· DECISION (D-01, D-02, D-04). Waggle works without KVARK. "Connect to KVARK" (PRD-13-01) is an optional bridge for an individual whose KVARK permits it; it is not a prerequisite for either Waggle or KVARK.</w:t>
+      </w:r>
+    </w:p>
+    <w:p>
+      <w:pPr>
+        <w:pStyle w:val="BodyText"/>
+      </w:pPr>
+      <w:r>
+        <w:rPr>
+          <w:b/>
+          <w:bCs/>
+        </w:rPr>
+        <w:t xml:space="preserve">t.3 — What Waggle does not build</w:t>
+      </w:r>
+      <w:r>
+        <w:t xml:space="preserve"> </w:t>
+      </w:r>
+      <w:r>
+        <w:t xml:space="preserve">· DECISION (D-02), refined by the same founder instruction. The following are not introduced in Waggle: Waggle Team, an organizational or team roster, selection of business AI collaborators for JA/MI, JA/MI/KOMPANIJA views, KVARK team channels, KVARK Workspace functions or a rebuild of it, nor server profiling or a capacity engine. Existing team code goes only through ADR-08 O5 and ADR-09 (legacy compat / isolate+freeze), without new functions. A requirement or ticket that asks for any of this is reported to the founder as a conflict with D-02 (</w:t>
+      </w:r>
+      <w:hyperlink r:id="rId61">
+        <w:r>
+          <w:rPr>
+            <w:rStyle w:val="Hyperlink"/>
+          </w:rPr>
+          <w:t xml:space="preserve">05 §5.3</w:t>
+        </w:r>
+      </w:hyperlink>
+      <w:r>
+        <w:t xml:space="preserve">).</w:t>
+      </w:r>
+    </w:p>
+    <w:p>
+      <w:pPr>
+        <w:pStyle w:val="BodyText"/>
+      </w:pPr>
+      <w:r>
+        <w:rPr>
+          <w:b/>
+          <w:bCs/>
+        </w:rPr>
+        <w:t xml:space="preserve">t.4 — Contract with the KVARK API</w:t>
+      </w:r>
+      <w:r>
+        <w:t xml:space="preserve"> </w:t>
+      </w:r>
+      <w:r>
+        <w:t xml:space="preserve">· PROPOSAL; owner of the KVARK API: UNFILLED. Waggle is only a client:</w:t>
+      </w:r>
+      <w:r>
+        <w:t xml:space="preserve"> </w:t>
+      </w:r>
+      <w:r>
+        <w:rPr>
+          <w:rStyle w:val="VerbatimChar"/>
+        </w:rPr>
+        <w:t xml:space="preserve">KvarkConnection</w:t>
+      </w:r>
+      <w:r>
+        <w:t xml:space="preserve"> </w:t>
+      </w:r>
+      <w:r>
+        <w:t xml:space="preserve">(FRD-11.4) over the existing</w:t>
+      </w:r>
+      <w:r>
+        <w:t xml:space="preserve"> </w:t>
+      </w:r>
+      <w:r>
+        <w:rPr>
+          <w:rStyle w:val="VerbatimChar"/>
+        </w:rPr>
+        <w:t xml:space="preserve">KvarkClient</w:t>
+      </w:r>
+      <w:r>
+        <w:t xml:space="preserve"> </w:t>
+      </w:r>
+      <w:r>
+        <w:t xml:space="preserve">(CONFIRMED AT REVISION: six endpoints per</w:t>
+      </w:r>
+      <w:r>
+        <w:t xml:space="preserve"> </w:t>
+      </w:r>
+      <w:hyperlink r:id="rId62">
+        <w:r>
+          <w:rPr>
+            <w:rStyle w:val="VerbatimChar"/>
+          </w:rPr>
+          <w:t xml:space="preserve">kvark-http-api-requirements.md</w:t>
+        </w:r>
+      </w:hyperlink>
+      <w:r>
+        <w:t xml:space="preserve"> </w:t>
+      </w:r>
+      <w:r>
+        <w:t xml:space="preserve">of 20.03.2026, whose tier wording is superseded by decision D-02;</w:t>
+      </w:r>
+      <w:r>
+        <w:t xml:space="preserve"> </w:t>
+      </w:r>
+      <w:r>
+        <w:rPr>
+          <w:rStyle w:val="VerbatimChar"/>
+        </w:rPr>
+        <w:t xml:space="preserve">createKvarkTools</w:t>
+      </w:r>
+      <w:r>
+        <w:t xml:space="preserve"> </w:t>
+      </w:r>
+      <w:r>
+        <w:t xml:space="preserve">0 production callers, PRD-13-02). Before the WB-PR3 merge the following is recorded: (a) the owner of the KVARK API (name and role in the KVARK team; the contact is named by the founder); (b) a portable reference to the contract (repo and tag/commit or specification version); (c) identity and permissions; (d) request scope (JA/MI/KOMPANIJA); (e) result shape; (f) revocation; (g) behavior when KVARK is unavailable. For (c)–(g), FRD-11.4, table "Contract with the KVARK API", applies, including Waggle's behavior until the owner confirms. Gate:</w:t>
+      </w:r>
+      <w:r>
+        <w:t xml:space="preserve"> </w:t>
+      </w:r>
+      <w:r>
+        <w:rPr>
+          <w:rStyle w:val="VerbatimChar"/>
+        </w:rPr>
+        <w:t xml:space="preserve">KVARK-IF</w:t>
+      </w:r>
+      <w:r>
+        <w:t xml:space="preserve"> </w:t>
+      </w:r>
+      <w:r>
+        <w:t xml:space="preserve">(</w:t>
+      </w:r>
+      <w:hyperlink r:id="rId63">
+        <w:r>
+          <w:rPr>
+            <w:rStyle w:val="Hyperlink"/>
+          </w:rPr>
+          <w:t xml:space="preserve">backlog-gates.csv</w:t>
+        </w:r>
+      </w:hyperlink>
+      <w:r>
+        <w:t xml:space="preserve">;</w:t>
+      </w:r>
+      <w:r>
+        <w:t xml:space="preserve"> </w:t>
+      </w:r>
+      <w:hyperlink r:id="rId61">
+        <w:r>
+          <w:rPr>
+            <w:rStyle w:val="Hyperlink"/>
+          </w:rPr>
+          <w:t xml:space="preserve">05 N-29</w:t>
+        </w:r>
+      </w:hyperlink>
+      <w:r>
+        <w:t xml:space="preserve">). Without a closed gate, G3 does not claim that KVARK connect works with a real KVARK.</w:t>
+      </w:r>
+    </w:p>
+    <w:p>
+      <w:pPr>
+        <w:pStyle w:val="BodyText"/>
+      </w:pPr>
+      <w:r>
+        <w:rPr>
+          <w:b/>
+          <w:bCs/>
+        </w:rPr>
+        <w:t xml:space="preserve">t.5 — Related development streams (owners outside the Waggle team)</w:t>
+      </w:r>
+      <w:r>
+        <w:t xml:space="preserve"> </w:t>
+      </w:r>
+      <w:r>
+        <w:t xml:space="preserve">· CONFIRMED (read-only, 30.09.2026) that the streams exist; portable references: UNKNOWN until the owners confirm.</w:t>
+      </w:r>
+    </w:p>
+    <w:tbl>
+      <w:tblPr>
+        <w:tblStyle w:val="Table"/>
+        <w:tblW w:type="auto" w:w="0"/>
+        <w:tblLook w:firstRow="1" w:lastRow="0" w:firstColumn="0" w:lastColumn="0" w:noHBand="0" w:noVBand="0" w:val="0020"/>
+      </w:tblPr>
+      <w:tblGrid>
+        <w:gridCol w:w="1980"/>
+        <w:gridCol w:w="1980"/>
+        <w:gridCol w:w="1980"/>
+        <w:gridCol w:w="1980"/>
+      </w:tblGrid>
+      <w:tr>
+        <w:trPr>
+          <w:tblHeader w:val="on"/>
+        </w:trPr>
+        <w:tc>
+          <w:tcPr/>
+          <w:p>
+            <w:pPr>
+              <w:pStyle w:val="Compact"/>
+            </w:pPr>
+            <w:r>
+              <w:t xml:space="preserve">Stream</w:t>
+            </w:r>
+          </w:p>
+        </w:tc>
+        <w:tc>
+          <w:tcPr/>
+          <w:p>
+            <w:pPr>
+              <w:pStyle w:val="Compact"/>
+            </w:pPr>
+            <w:r>
+              <w:t xml:space="preserve">What it is for Waggle</w:t>
+            </w:r>
+          </w:p>
+        </w:tc>
+        <w:tc>
+          <w:tcPr/>
+          <w:p>
+            <w:pPr>
+              <w:pStyle w:val="Compact"/>
+            </w:pPr>
+            <w:r>
+              <w:t xml:space="preserve">Portable reference</w:t>
+            </w:r>
+          </w:p>
+        </w:tc>
+        <w:tc>
+          <w:tcPr/>
+          <w:p>
+            <w:pPr>
+              <w:pStyle w:val="Compact"/>
+            </w:pPr>
+            <w:r>
+              <w:t xml:space="preserve">Owner</w:t>
+            </w:r>
+          </w:p>
+        </w:tc>
+      </w:tr>
+      <w:tr>
+        <w:tc>
+          <w:tcPr/>
+          <w:p>
+            <w:pPr>
+              <w:pStyle w:val="Compact"/>
+            </w:pPr>
+            <w:r>
+              <w:t xml:space="preserve">KVARK (JA/MI/KOMPANIJA, KVARK Workspace, KVARK API)</w:t>
+            </w:r>
+          </w:p>
+        </w:tc>
+        <w:tc>
+          <w:tcPr/>
+          <w:p>
+            <w:pPr>
+              <w:pStyle w:val="Compact"/>
+            </w:pPr>
+            <w:r>
+              <w:t xml:space="preserve">the other side of the</w:t>
+            </w:r>
+            <w:r>
+              <w:t xml:space="preserve"> </w:t>
+            </w:r>
+            <w:r>
+              <w:rPr>
+                <w:rStyle w:val="VerbatimChar"/>
+              </w:rPr>
+              <w:t xml:space="preserve">KvarkClient</w:t>
+            </w:r>
+            <w:r>
+              <w:t xml:space="preserve"> </w:t>
+            </w:r>
+            <w:r>
+              <w:t xml:space="preserve">contract; not built in Waggle</w:t>
+            </w:r>
+          </w:p>
+        </w:tc>
+        <w:tc>
+          <w:tcPr/>
+          <w:p>
+            <w:pPr>
+              <w:pStyle w:val="Compact"/>
+            </w:pPr>
+            <w:r>
+              <w:t xml:space="preserve">known remote of the KVARK stream:</w:t>
+            </w:r>
+            <w:r>
+              <w:t xml:space="preserve"> </w:t>
+            </w:r>
+            <w:r>
+              <w:rPr>
+                <w:rStyle w:val="VerbatimChar"/>
+              </w:rPr>
+              <w:t xml:space="preserve">github.com/UkisAI-Egzakta/KVARK</w:t>
+            </w:r>
+            <w:r>
+              <w:t xml:space="preserve">; team access, branch/tag and whether that repo carries the API contract: UNKNOWN</w:t>
+            </w:r>
+          </w:p>
+        </w:tc>
+        <w:tc>
+          <w:tcPr/>
+          <w:p>
+            <w:pPr>
+              <w:pStyle w:val="Compact"/>
+            </w:pPr>
+            <w:r>
+              <w:t xml:space="preserve">KVARK team: UNFILLED</w:t>
+            </w:r>
+          </w:p>
+        </w:tc>
+      </w:tr>
+      <w:tr>
+        <w:tc>
+          <w:tcPr/>
+          <w:p>
+            <w:pPr>
+              <w:pStyle w:val="Compact"/>
+            </w:pPr>
+            <w:r>
+              <w:t xml:space="preserve">Kvark Jour Fix (KVARK planning documents)</w:t>
+            </w:r>
+          </w:p>
+        </w:tc>
+        <w:tc>
+          <w:tcPr/>
+          <w:p>
+            <w:pPr>
+              <w:pStyle w:val="Compact"/>
+            </w:pPr>
+            <w:r>
+              <w:t xml:space="preserve">input for understanding the KVARK boundary; not a Waggle requirement</w:t>
+            </w:r>
+          </w:p>
+        </w:tc>
+        <w:tc>
+          <w:tcPr/>
+          <w:p>
+            <w:pPr>
+              <w:pStyle w:val="Compact"/>
+            </w:pPr>
+            <w:r>
+              <w:t xml:space="preserve">remote not confirmed: UNKNOWN</w:t>
+            </w:r>
+          </w:p>
+        </w:tc>
+        <w:tc>
+          <w:tcPr/>
+          <w:p>
+            <w:pPr>
+              <w:pStyle w:val="Compact"/>
+            </w:pPr>
+            <w:r>
+              <w:t xml:space="preserve">UNFILLED</w:t>
+            </w:r>
+          </w:p>
+        </w:tc>
+      </w:tr>
+      <w:tr>
+        <w:tc>
+          <w:tcPr/>
+          <w:p>
+            <w:pPr>
+              <w:pStyle w:val="Compact"/>
+            </w:pPr>
+            <w:r>
+              <w:t xml:space="preserve">LM TEK inference recipes</w:t>
+            </w:r>
+          </w:p>
+        </w:tc>
+        <w:tc>
+          <w:tcPr/>
+          <w:p>
+            <w:pPr>
+              <w:pStyle w:val="Compact"/>
+            </w:pPr>
+            <w:r>
+              <w:t xml:space="preserve">a separate program of measurement and server model/runtime profiles (e.g. Qwen3.8-27B FP8 on H200); not a Waggle project or a Waggle ticket</w:t>
+            </w:r>
+          </w:p>
+        </w:tc>
+        <w:tc>
+          <w:tcPr/>
+          <w:p>
+            <w:pPr>
+              <w:pStyle w:val="Compact"/>
+            </w:pPr>
+            <w:r>
+              <w:t xml:space="preserve">remote not confirmed: UNKNOWN</w:t>
+            </w:r>
+          </w:p>
+        </w:tc>
+        <w:tc>
+          <w:tcPr/>
+          <w:p>
+            <w:pPr>
+              <w:pStyle w:val="Compact"/>
+            </w:pPr>
+            <w:r>
+              <w:t xml:space="preserve">UNFILLED</w:t>
+            </w:r>
+          </w:p>
+        </w:tc>
+      </w:tr>
+    </w:tbl>
+    <w:p>
+      <w:pPr>
+        <w:pStyle w:val="BodyText"/>
+      </w:pPr>
+      <w:r>
+        <w:t xml:space="preserve">Rule: no Waggle ticket, test, script, CI step or manifest depends on the local path of these streams on anyone's computer. A reference enters a Waggle document only when the owner confirms the repo and tag/commit (or version), and it is then recorded in</w:t>
+      </w:r>
+      <w:r>
+        <w:t xml:space="preserve"> </w:t>
+      </w:r>
+      <w:hyperlink r:id="rId61">
+        <w:r>
+          <w:rPr>
+            <w:rStyle w:val="Hyperlink"/>
+          </w:rPr>
+          <w:t xml:space="preserve">05 N-30</w:t>
+        </w:r>
+      </w:hyperlink>
+      <w:r>
+        <w:t xml:space="preserve">. Until then, UNKNOWN is written.</w:t>
+      </w:r>
+    </w:p>
+    <w:p>
+      <w:pPr>
+        <w:pStyle w:val="BodyText"/>
+      </w:pPr>
+      <w:r>
+        <w:rPr>
+          <w:b/>
+          <w:bCs/>
+        </w:rPr>
+        <w:t xml:space="preserve">t.6 — Model and runtime boundary</w:t>
+      </w:r>
+      <w:r>
+        <w:t xml:space="preserve"> </w:t>
+      </w:r>
+      <w:r>
+        <w:t xml:space="preserve">· PROPOSAL (implements D-04 and D-15; aligned with the DQ-05 recommendation and the founder's instruction of 30.09.2026). The Waggle team keeps the desktop profile qualification from DQ-05 (recommendation:</w:t>
+      </w:r>
+      <w:r>
+        <w:t xml:space="preserve"> </w:t>
+      </w:r>
+      <w:r>
+        <w:rPr>
+          <w:rStyle w:val="VerbatimChar"/>
+        </w:rPr>
+        <w:t xml:space="preserve">qwen3.8:27b</w:t>
+      </w:r>
+      <w:r>
+        <w:t xml:space="preserve"> </w:t>
+      </w:r>
+      <w:r>
+        <w:t xml:space="preserve">Q4_K_M through managed or existing Ollama on Windows devices; W6-PR6, W6-PR7; AT-20; managed model part of AT-30). The LM TEK program's H200 FP8 capacity measurements (vLLM/SGLang)</w:t>
+      </w:r>
+      <w:r>
+        <w:t xml:space="preserve"> </w:t>
+      </w:r>
+      <w:r>
+        <w:rPr>
+          <w:b/>
+          <w:bCs/>
+        </w:rPr>
+        <w:t xml:space="preserve">do not replace</w:t>
+      </w:r>
+      <w:r>
+        <w:t xml:space="preserve"> </w:t>
+      </w:r>
+      <w:r>
+        <w:t xml:space="preserve">that qualification and are not evidence for the hardware ladder, readiness, installer receipt or the B2/B3 manifest. A remote local or on-prem endpoint (a server in the LAN or company perimeter, including H200) is a separate profile: its own model and runtime row and an explicit network boundary per FRD-10.4; it does not count as "the model runs on this computer". Organizational work through KVARK goes through P-KVARK (ADR-10), not through this profile.</w:t>
+      </w:r>
+    </w:p>
+    <w:p>
+      <w:pPr>
+        <w:pStyle w:val="BodyText"/>
+      </w:pPr>
+      <w:r>
+        <w:rPr>
+          <w:b/>
+          <w:bCs/>
+        </w:rPr>
+        <w:t xml:space="preserve">Closure (H-11).</w:t>
+      </w:r>
+      <w:r>
+        <w:t xml:space="preserve"> </w:t>
+      </w:r>
+      <w:r>
+        <w:t xml:space="preserve">WB integration and the B2 model profile have roles and contracts: Boundary owner (WB-PR1..PR6), Model/Runtime owner (profile; W6-PR6/PR7) and Benchmark owner (B2-PR3); the names are UNFILLED (</w:t>
+      </w:r>
+      <w:hyperlink r:id="rId64">
+        <w:r>
+          <w:rPr>
+            <w:rStyle w:val="Hyperlink"/>
+          </w:rPr>
+          <w:t xml:space="preserve">02 §1</w:t>
+        </w:r>
+      </w:hyperlink>
+      <w:r>
+        <w:t xml:space="preserve">), and the owner of the KVARK API is UNFILLED (t.4). No point moves or reduces the core Waggle scope of G1–G3.</w:t>
+      </w:r>
+    </w:p>
+    <w:bookmarkEnd w:id="65"/>
+    <w:bookmarkStart w:id="66" w:name="Xddfe5891657a6012b5e4ab96e40e16ac75c6cc7"/>
     <w:p>
       <w:pPr>
         <w:pStyle w:val="Heading3"/>
@@ -25137,8 +26268,8 @@
         <w:t xml:space="preserve">the team backend in order to change a slogan; ADR (8) tiers/KVARK boundary and ADR (9) secondary worker parity decide its fate (KVARK adapter / isolation / removal with a test); the local core has a single set of contracts; no new Solo duplication.</w:t>
       </w:r>
     </w:p>
-    <w:bookmarkEnd w:id="62"/>
-    <w:bookmarkStart w:id="63" w:name="X9c29f0a68d3bcf3400f86e8722be5e59cfc1b83"/>
+    <w:bookmarkEnd w:id="66"/>
+    <w:bookmarkStart w:id="67" w:name="X9c29f0a68d3bcf3400f86e8722be5e59cfc1b83"/>
     <w:p>
       <w:pPr>
         <w:pStyle w:val="Heading3"/>
@@ -25901,9 +27032,9 @@
         </w:pict>
       </w:r>
     </w:p>
-    <w:bookmarkEnd w:id="63"/>
-    <w:bookmarkEnd w:id="64"/>
-    <w:bookmarkStart w:id="65" w:name="Xda7e05f8799c5e8c0557e278291d45c41db5799"/>
+    <w:bookmarkEnd w:id="67"/>
+    <w:bookmarkEnd w:id="68"/>
+    <w:bookmarkStart w:id="69" w:name="Xda7e05f8799c5e8c0557e278291d45c41db5799"/>
     <w:p>
       <w:pPr>
         <w:pStyle w:val="Heading2"/>
@@ -27115,7 +28246,7 @@
         <w:t xml:space="preserve"> </w:t>
       </w:r>
       <w:r>
-        <w:t xml:space="preserve">general "beat frontier" from a single subcategory or from different protocols. Paired analysis for paired tasks; McNemar only for a binary outcome; effect intervals for score; repeated comparisons, seeds, evaluator variability and the number of observed candidates in the analysis.</w:t>
+        <w:t xml:space="preserve">general "beat frontier" from a single subcategory or from different protocols. Paired analysis for paired tasks; McNemar only for a binary outcome; effect intervals for score; repeated comparisons, seeds, evaluator variability and the number of observed candidates in the analysis. The contribution of an individual layer is claimed only from a comparison in which only that layer differs, on the same frozen candidate; for the bounded recipe evolution layer the rule is Benchmark BP-MSG-01.</w:t>
       </w:r>
     </w:p>
     <w:p>
@@ -27490,8 +28621,8 @@
         </w:pict>
       </w:r>
     </w:p>
-    <w:bookmarkEnd w:id="65"/>
-    <w:bookmarkStart w:id="66" w:name="Xaab437aa8e3ec1fc1c517ff3d503e5465eefcfb"/>
+    <w:bookmarkEnd w:id="69"/>
+    <w:bookmarkStart w:id="70" w:name="Xaab437aa8e3ec1fc1c517ff3d503e5465eefcfb"/>
     <w:p>
       <w:pPr>
         <w:pStyle w:val="Heading2"/>
@@ -27509,7 +28640,7 @@
           <w:b/>
           <w:bCs/>
         </w:rPr>
-        <w:t xml:space="preserve">PRD-15-01 · DECISION (D-17) + DIR-24 — Preserve → Borrow → Adapt → Build.</w:t>
+        <w:t xml:space="preserve">PRD-15-01 · DECISION (D-17) + PROPOSAL — BRIEF DIRECTION (DIR-24) — Preserve → Borrow → Adapt → Build.</w:t>
       </w:r>
       <w:r>
         <w:t xml:space="preserve"> </w:t>
@@ -28678,8 +29809,8 @@
         </w:pict>
       </w:r>
     </w:p>
-    <w:bookmarkEnd w:id="66"/>
-    <w:bookmarkStart w:id="67" w:name="X58181e80710d966919c45aab46afc6c1687e458"/>
+    <w:bookmarkEnd w:id="70"/>
+    <w:bookmarkStart w:id="71" w:name="X58181e80710d966919c45aab46afc6c1687e458"/>
     <w:p>
       <w:pPr>
         <w:pStyle w:val="Heading2"/>
@@ -29054,7 +30185,7 @@
               <w:pStyle w:val="Compact"/>
             </w:pPr>
             <w:r>
-              <w:t xml:space="preserve">A bounded variant registry remains (PRD-10-13); the claim "evolves the entire way of working" is dropped; if even the bounded registry is not approved (ODB-02), the claim "evolves approved variants of the research/document procedure" (PRD-10-13) is dropped as well</w:t>
+              <w:t xml:space="preserve">A bounded variant registry remains (PRD-10-13); the claim "evolves the entire way of working" is dropped; if even the bounded registry is not approved (ODB-02), the claim "evolves approved variants of the research/document procedure" (PRD-10-13) is dropped as well; recommendation: the bounded registry remains the target scope (PROPOSAL; ODB-02 AWAITING THE FOUNDER'S DECISION, Delivery plan §6.1)</w:t>
             </w:r>
           </w:p>
         </w:tc>
@@ -29757,8 +30888,8 @@
         </w:pict>
       </w:r>
     </w:p>
-    <w:bookmarkEnd w:id="67"/>
-    <w:bookmarkStart w:id="68" w:name="X44bf8d90d5e1019a946ec9e1f7b9beaaa61a708"/>
+    <w:bookmarkEnd w:id="71"/>
+    <w:bookmarkStart w:id="72" w:name="X44bf8d90d5e1019a946ec9e1f7b9beaaa61a708"/>
     <w:p>
       <w:pPr>
         <w:pStyle w:val="Heading2"/>
@@ -30006,22 +31137,7 @@
               <w:t xml:space="preserve"> </w:t>
             </w:r>
             <w:r>
-              <w:t xml:space="preserve">PR once the number is chosen; after the F3 receipts, a founder-gated merge</w:t>
-            </w:r>
-            <w:r>
-              <w:t xml:space="preserve"> </w:t>
-            </w:r>
-            <w:r>
-              <w:rPr>
-                <w:rStyle w:val="VerbatimChar"/>
-              </w:rPr>
-              <w:t xml:space="preserve">integration/waggle-next</w:t>
-            </w:r>
-            <w:r>
-              <w:t xml:space="preserve"> </w:t>
-            </w:r>
-            <w:r>
-              <w:t xml:space="preserve">→</w:t>
+              <w:t xml:space="preserve">PR once the number is chosen; after the F3a receipts, controlled step K: founder-approved fast-forward</w:t>
             </w:r>
             <w:r>
               <w:t xml:space="preserve"> </w:t>
@@ -30036,17 +31152,22 @@
               <w:t xml:space="preserve"> </w:t>
             </w:r>
             <w:r>
+              <w:t xml:space="preserve">→</w:t>
+            </w:r>
+            <w:r>
+              <w:t xml:space="preserve"> </w:t>
+            </w:r>
+            <w:r>
               <w:rPr>
-                <w:b/>
-                <w:bCs/>
+                <w:rStyle w:val="VerbatimChar"/>
               </w:rPr>
-              <w:t xml:space="preserve">before</w:t>
+              <w:t xml:space="preserve">S</w:t>
             </w:r>
             <w:r>
               <w:t xml:space="preserve"> </w:t>
             </w:r>
             <w:r>
-              <w:t xml:space="preserve">the tag (</w:t>
+              <w:t xml:space="preserve">and tag → hosted signing without publication, then F3b over the signed artifact and only then GO (</w:t>
             </w:r>
             <w:r>
               <w:rPr>
@@ -30058,7 +31179,22 @@
               <w:t xml:space="preserve"> </w:t>
             </w:r>
             <w:r>
-              <w:t xml:space="preserve">requires the tag commit to be an ancestor of</w:t>
+              <w:t xml:space="preserve">signs only in a run of a</w:t>
+            </w:r>
+            <w:r>
+              <w:t xml:space="preserve"> </w:t>
+            </w:r>
+            <w:r>
+              <w:rPr>
+                <w:rStyle w:val="VerbatimChar"/>
+              </w:rPr>
+              <w:t xml:space="preserve">v*</w:t>
+            </w:r>
+            <w:r>
+              <w:t xml:space="preserve"> </w:t>
+            </w:r>
+            <w:r>
+              <w:t xml:space="preserve">tag whose commit is an ancestor of</w:t>
             </w:r>
             <w:r>
               <w:t xml:space="preserve"> </w:t>
@@ -30070,7 +31206,7 @@
               <w:t xml:space="preserve">origin/main</w:t>
             </w:r>
             <w:r>
-              <w:t xml:space="preserve">)</w:t>
+              <w:t xml:space="preserve">; Delivery §5.1)</w:t>
             </w:r>
           </w:p>
         </w:tc>
@@ -30800,13 +31936,55 @@
               <w:rPr>
                 <w:rStyle w:val="VerbatimChar"/>
               </w:rPr>
+              <w:t xml:space="preserve">conversation</w:t>
+            </w:r>
+            <w:r>
+              <w:t xml:space="preserve"> </w:t>
+            </w:r>
+            <w:r>
+              <w:t xml:space="preserve">without mode and gates,</w:t>
+            </w:r>
+            <w:r>
+              <w:t xml:space="preserve"> </w:t>
+            </w:r>
+            <w:r>
+              <w:rPr>
+                <w:rStyle w:val="VerbatimChar"/>
+              </w:rPr>
               <w:t xml:space="preserve">normal</w:t>
             </w:r>
             <w:r>
               <w:t xml:space="preserve"> </w:t>
             </w:r>
             <w:r>
-              <w:t xml:space="preserve">default for conversation</w:t>
+              <w:t xml:space="preserve">default for detected</w:t>
+            </w:r>
+            <w:r>
+              <w:t xml:space="preserve"> </w:t>
+            </w:r>
+            <w:r>
+              <w:rPr>
+                <w:rStyle w:val="VerbatimChar"/>
+              </w:rPr>
+              <w:t xml:space="preserve">work</w:t>
+            </w:r>
+            <w:r>
+              <w:t xml:space="preserve">; the CONDITIONAL policy per recipe is chosen only for</w:t>
+            </w:r>
+            <w:r>
+              <w:t xml:space="preserve"> </w:t>
+            </w:r>
+            <w:r>
+              <w:rPr>
+                <w:rStyle w:val="VerbatimChar"/>
+              </w:rPr>
+              <w:t xml:space="preserve">work · normal</w:t>
+            </w:r>
+            <w:r>
+              <w:t xml:space="preserve"> </w:t>
+            </w:r>
+            <w:r>
+              <w:t xml:space="preserve">(strict/benchmark outcomes are fixed by FRD-05.9)</w:t>
             </w:r>
           </w:p>
         </w:tc>
@@ -31176,8 +32354,8 @@
         </w:pict>
       </w:r>
     </w:p>
-    <w:bookmarkEnd w:id="68"/>
-    <w:bookmarkStart w:id="69" w:name="sources"/>
+    <w:bookmarkEnd w:id="72"/>
+    <w:bookmarkStart w:id="73" w:name="sources"/>
     <w:p>
       <w:pPr>
         <w:pStyle w:val="Heading2"/>
@@ -31700,7 +32878,22 @@
         <w:t xml:space="preserve"> </w:t>
       </w:r>
       <w:r>
-        <w:t xml:space="preserve">28.09.2026, after adding PRD-02-12 → FRD-12.11: 166/166 PRD, 114/114 FRD (the earlier statement "110/110, 112 defined" was incorrect, see FRD §16.1 Critic note); §16.2 retains the map to PRD v1.1 for legacy purposes; §16.1 remains a PROPOSAL until the final reconcile),</w:t>
+        <w:t xml:space="preserve">28.09.2026, after adding PRD-02-12 → FRD-12.11: 166/166 PRD, 114/114 FRD (the earlier statement "110/110, 112 defined" was incorrect, see FRD §16.1 Critic note); the numbers are the state as of 28.09.2026 — revision 1.2.1 adds PRD-13-10 (H-11) and new FRD contracts, so the current total is not copied here but read from the repeated</w:t>
+      </w:r>
+      <w:r>
+        <w:t xml:space="preserve"> </w:t>
+      </w:r>
+      <w:r>
+        <w:rPr>
+          <w:rStyle w:val="VerbatimChar"/>
+        </w:rPr>
+        <w:t xml:space="preserve">check_trace.mjs</w:t>
+      </w:r>
+      <w:r>
+        <w:t xml:space="preserve"> </w:t>
+      </w:r>
+      <w:r>
+        <w:t xml:space="preserve">output; §16.2 retains the map to PRD v1.1 for legacy purposes; §16.1 remains a PROPOSAL until the final reconcile),</w:t>
       </w:r>
       <w:r>
         <w:t xml:space="preserve"> </w:t>
@@ -31888,7 +33081,22 @@
         <w:t xml:space="preserve"> </w:t>
       </w:r>
       <w:r>
-        <w:t xml:space="preserve">source (header; OD-9). This PRD does not claim that these drafts are mutually reconciled beyond what is explicitly stated.</w:t>
+        <w:t xml:space="preserve">source; the current hashes are in the package manifest</w:t>
+      </w:r>
+      <w:r>
+        <w:t xml:space="preserve"> </w:t>
+      </w:r>
+      <w:r>
+        <w:rPr>
+          <w:rStyle w:val="VerbatimChar"/>
+        </w:rPr>
+        <w:t xml:space="preserve">plans/WAGGLE-V1.2-PACKAGE-MANIFEST.md</w:t>
+      </w:r>
+      <w:r>
+        <w:t xml:space="preserve"> </w:t>
+      </w:r>
+      <w:r>
+        <w:t xml:space="preserve">§3 (header; OD-9 points to the manifest). This PRD does not claim that these drafts are mutually reconciled beyond what is explicitly stated.</w:t>
       </w:r>
     </w:p>
     <w:p>
@@ -31939,8 +33147,8 @@
         <w:t xml:space="preserve">was not modified.</w:t>
       </w:r>
     </w:p>
-    <w:bookmarkEnd w:id="69"/>
-    <w:bookmarkEnd w:id="70"/>
+    <w:bookmarkEnd w:id="73"/>
+    <w:bookmarkEnd w:id="74"/>
     <w:sectPr>
       <w:footnotePr>
         <w:numRestart w:val="eachSect"/>
